--- a/data/processed/TIẾN ĐỘ CHƯƠNG TRÌNH ĐÀO TẠO NGÀNH CÔNG NGHỆ THÔNG TIN.docx
+++ b/data/processed/TIẾN ĐỘ CHƯƠNG TRÌNH ĐÀO TẠO NGÀNH CÔNG NGHỆ THÔNG TIN.docx
@@ -16,16 +16,24 @@
       </w:r>
     </w:p>
     <w:p>
-      <w:pPr>
-        <w:rPr>
-          <w:lang w:val="vi-VN"/>
-        </w:rPr>
-      </w:pPr>
-      <w:r>
-        <w:rPr>
-          <w:lang w:val="vi-VN"/>
-        </w:rPr>
-        <w:t>TIẾN ĐỘ CHƯƠNG TRÌNH ĐÀO TẠO NGÀNH CÔNG NGHỆ THÔNG TIN (Áp dụng từ Khoá 24 trở đi _ 135 tín chỉ)</w:t>
+      <w:r>
+        <w:rPr>
+          <w:lang w:val="vi-VN"/>
+        </w:rPr>
+        <w:t xml:space="preserve">TIẾN ĐỘ CHƯƠNG TRÌNH ĐÀO TẠO NGÀNH CÔNG NGHỆ THÔNG TIN </w:t>
+      </w:r>
+    </w:p>
+    <w:p>
+      <w:pPr>
+        <w:rPr>
+          <w:lang w:val="vi-VN"/>
+        </w:rPr>
+      </w:pPr>
+      <w:r>
+        <w:rPr>
+          <w:lang w:val="vi-VN"/>
+        </w:rPr>
+        <w:t>(Áp dụng từ Khoá 24 trở đi _ 135 tín chỉ)</w:t>
       </w:r>
     </w:p>
     <w:p>
@@ -2984,6 +2992,7 @@
   <w:style w:type="character" w:default="1" w:styleId="Phngmcinhcuaoanvn">
     <w:name w:val="Default Paragraph Font"/>
     <w:uiPriority w:val="1"/>
+    <w:semiHidden/>
     <w:unhideWhenUsed/>
   </w:style>
   <w:style w:type="table" w:default="1" w:styleId="BangThngthng">
